--- a/demo_docs/ja_clinical/02_ae_summary_ja.docx
+++ b/demo_docs/ja_clinical/02_ae_summary_ja.docx
@@ -7,7 +7,7 @@
         <w:pStyle w:val="Title"/>
       </w:pPr>
       <w:r>
-        <w:t>定期的安全性最新報告書 (PSUR) 概要</w:t>
+        <w:t>定期的安全性最新報告書 (PSUR)</w:t>
       </w:r>
     </w:p>
     <w:p>
@@ -15,7 +15,7 @@
         <w:rPr>
           <w:sz w:val="22"/>
         </w:rPr>
-        <w:t>本書は、DBX-101 (開発コード) について、報告期間中に収集された安全性情報を要約したものである。本要約は、ICH E2C (R2) ガイドラインに準拠して作成されている。</w:t>
+        <w:t>本書は、DBX-101 (開発コード) について、報告期間中に収集された安全性情報を要約したものである。本要約は、ICH E2C (R2) Periodic Benefit-Risk Evaluation Report ガイドラインに準拠して作成されている。</w:t>
       </w:r>
     </w:p>
     <w:p>
@@ -23,7 +23,7 @@
         <w:pStyle w:val="Heading1"/>
       </w:pPr>
       <w:r>
-        <w:t>1. 報告期間中の総合安全性評価</w:t>
+        <w:t>1. はじめに</w:t>
       </w:r>
     </w:p>
     <w:p>
@@ -31,7 +31,7 @@
         <w:rPr>
           <w:sz w:val="22"/>
         </w:rPr>
-        <w:t>報告期間中に、120例に対してDBX-101が投与された (低用量群60例、高用量群60例)。全体として、DBX-101の安全性プロファイルは前回報告書から大きな変化はなく、新たなシグナルは検出されていない。</w:t>
+        <w:t>本報告書の対象期間は 2025 年 10 月 1 日から 2026 年 3 月 31 日までの 6 か月間である。本剤の国内販売承認取得日は 2024 年 4 月 15 日であり、国際誕生日 (IBD) を基準とした累積 PSUR 番号は本報告書で第 4 号となる。</w:t>
       </w:r>
     </w:p>
     <w:p>
@@ -39,7 +39,7 @@
         <w:rPr>
           <w:sz w:val="22"/>
         </w:rPr>
-        <w:t>最も頻度の高い有害事象は消化器症状 (悪心、下痢) であり、いずれも軽度から中等度であった。重篤な有害事象の発現率は、両投与群間で有意な差は認められなかった。</w:t>
+        <w:t>本報告書に記載する安全性情報は、自発報告、市販後調査、実施中の臨床試験、および公表文献レビューから収集されたものである。全てのデータは、報告期間終了日である 2026 年 3 月 31 日のデータロック時点でクリーニング済みである。</w:t>
       </w:r>
     </w:p>
     <w:p>
@@ -47,7 +47,15 @@
         <w:pStyle w:val="Heading1"/>
       </w:pPr>
       <w:r>
-        <w:t>2. 器官別大分類 (SOC) 別 有害事象一覧</w:t>
+        <w:t>2. 医薬品の販売承認状況</w:t>
+      </w:r>
+    </w:p>
+    <w:p>
+      <w:r>
+        <w:rPr>
+          <w:sz w:val="22"/>
+        </w:rPr>
+        <w:t>報告期間終了時点の DBX-101 の世界における販売承認状況を以下に示す。</w:t>
       </w:r>
     </w:p>
     <w:tbl>
@@ -57,15 +65,16 @@
         <w:tblLook w:firstColumn="1" w:firstRow="1" w:lastColumn="0" w:lastRow="0" w:noHBand="0" w:noVBand="1" w:val="04A0"/>
       </w:tblPr>
       <w:tblGrid>
-        <w:gridCol w:w="2160"/>
-        <w:gridCol w:w="2160"/>
-        <w:gridCol w:w="2160"/>
-        <w:gridCol w:w="2160"/>
+        <w:gridCol w:w="1728"/>
+        <w:gridCol w:w="1728"/>
+        <w:gridCol w:w="1728"/>
+        <w:gridCol w:w="1728"/>
+        <w:gridCol w:w="1728"/>
       </w:tblGrid>
       <w:tr>
         <w:tc>
           <w:tcPr>
-            <w:tcW w:type="dxa" w:w="2160"/>
+            <w:tcW w:type="dxa" w:w="1728"/>
             <w:shd w:val="clear" w:color="auto" w:fill="D9E2F3"/>
             <w:vAlign w:val="center"/>
           </w:tcPr>
@@ -75,13 +84,13 @@
                 <w:b/>
                 <w:sz w:val="20"/>
               </w:rPr>
-              <w:t>器官別大分類 (SOC)</w:t>
+              <w:t>国・地域</w:t>
             </w:r>
           </w:p>
         </w:tc>
         <w:tc>
           <w:tcPr>
-            <w:tcW w:type="dxa" w:w="2160"/>
+            <w:tcW w:type="dxa" w:w="1728"/>
             <w:shd w:val="clear" w:color="auto" w:fill="D9E2F3"/>
             <w:vAlign w:val="center"/>
           </w:tcPr>
@@ -91,13 +100,13 @@
                 <w:b/>
                 <w:sz w:val="20"/>
               </w:rPr>
-              <w:t>低用量群 n (%)</w:t>
+              <w:t>承認日</w:t>
             </w:r>
           </w:p>
         </w:tc>
         <w:tc>
           <w:tcPr>
-            <w:tcW w:type="dxa" w:w="2160"/>
+            <w:tcW w:type="dxa" w:w="1728"/>
             <w:shd w:val="clear" w:color="auto" w:fill="D9E2F3"/>
             <w:vAlign w:val="center"/>
           </w:tcPr>
@@ -107,13 +116,13 @@
                 <w:b/>
                 <w:sz w:val="20"/>
               </w:rPr>
-              <w:t>高用量群 n (%)</w:t>
+              <w:t>適応症</w:t>
             </w:r>
           </w:p>
         </w:tc>
         <w:tc>
           <w:tcPr>
-            <w:tcW w:type="dxa" w:w="2160"/>
+            <w:tcW w:type="dxa" w:w="1728"/>
             <w:shd w:val="clear" w:color="auto" w:fill="D9E2F3"/>
             <w:vAlign w:val="center"/>
           </w:tcPr>
@@ -123,7 +132,23 @@
                 <w:b/>
                 <w:sz w:val="20"/>
               </w:rPr>
-              <w:t>重篤例 n</w:t>
+              <w:t>販売状況</w:t>
+            </w:r>
+          </w:p>
+        </w:tc>
+        <w:tc>
+          <w:tcPr>
+            <w:tcW w:type="dxa" w:w="1728"/>
+            <w:shd w:val="clear" w:color="auto" w:fill="D9E2F3"/>
+            <w:vAlign w:val="center"/>
+          </w:tcPr>
+          <w:p>
+            <w:r>
+              <w:rPr>
+                <w:b/>
+                <w:sz w:val="20"/>
+              </w:rPr>
+              <w:t>備考</w:t>
             </w:r>
           </w:p>
         </w:tc>
@@ -131,7 +156,7 @@
       <w:tr>
         <w:tc>
           <w:tcPr>
-            <w:tcW w:type="dxa" w:w="2160"/>
+            <w:tcW w:type="dxa" w:w="1728"/>
             <w:vAlign w:val="center"/>
           </w:tcPr>
           <w:p>
@@ -139,13 +164,13 @@
               <w:rPr>
                 <w:sz w:val="20"/>
               </w:rPr>
-              <w:t>胃腸障害</w:t>
+              <w:t>日本</w:t>
             </w:r>
           </w:p>
         </w:tc>
         <w:tc>
           <w:tcPr>
-            <w:tcW w:type="dxa" w:w="2160"/>
+            <w:tcW w:type="dxa" w:w="1728"/>
             <w:vAlign w:val="center"/>
           </w:tcPr>
           <w:p>
@@ -153,13 +178,13 @@
               <w:rPr>
                 <w:sz w:val="20"/>
               </w:rPr>
-              <w:t>18 (30.0)</w:t>
+              <w:t>2024-04-15</w:t>
             </w:r>
           </w:p>
         </w:tc>
         <w:tc>
           <w:tcPr>
-            <w:tcW w:type="dxa" w:w="2160"/>
+            <w:tcW w:type="dxa" w:w="1728"/>
             <w:vAlign w:val="center"/>
           </w:tcPr>
           <w:p>
@@ -167,13 +192,13 @@
               <w:rPr>
                 <w:sz w:val="20"/>
               </w:rPr>
-              <w:t>26 (43.3)</w:t>
+              <w:t>対象疾患</w:t>
             </w:r>
           </w:p>
         </w:tc>
         <w:tc>
           <w:tcPr>
-            <w:tcW w:type="dxa" w:w="2160"/>
+            <w:tcW w:type="dxa" w:w="1728"/>
             <w:vAlign w:val="center"/>
           </w:tcPr>
           <w:p>
@@ -181,7 +206,21 @@
               <w:rPr>
                 <w:sz w:val="20"/>
               </w:rPr>
-              <w:t>2</w:t>
+              <w:t>販売中</w:t>
+            </w:r>
+          </w:p>
+        </w:tc>
+        <w:tc>
+          <w:tcPr>
+            <w:tcW w:type="dxa" w:w="1728"/>
+            <w:vAlign w:val="center"/>
+          </w:tcPr>
+          <w:p>
+            <w:r>
+              <w:rPr>
+                <w:sz w:val="20"/>
+              </w:rPr>
+              <w:t>IBD</w:t>
             </w:r>
           </w:p>
         </w:tc>
@@ -189,7 +228,7 @@
       <w:tr>
         <w:tc>
           <w:tcPr>
-            <w:tcW w:type="dxa" w:w="2160"/>
+            <w:tcW w:type="dxa" w:w="1728"/>
             <w:vAlign w:val="center"/>
           </w:tcPr>
           <w:p>
@@ -197,13 +236,13 @@
               <w:rPr>
                 <w:sz w:val="20"/>
               </w:rPr>
-              <w:t>神経系障害</w:t>
+              <w:t>米国</w:t>
             </w:r>
           </w:p>
         </w:tc>
         <w:tc>
           <w:tcPr>
-            <w:tcW w:type="dxa" w:w="2160"/>
+            <w:tcW w:type="dxa" w:w="1728"/>
             <w:vAlign w:val="center"/>
           </w:tcPr>
           <w:p>
@@ -211,13 +250,13 @@
               <w:rPr>
                 <w:sz w:val="20"/>
               </w:rPr>
-              <w:t>12 (20.0)</w:t>
+              <w:t>2024-08-22</w:t>
             </w:r>
           </w:p>
         </w:tc>
         <w:tc>
           <w:tcPr>
-            <w:tcW w:type="dxa" w:w="2160"/>
+            <w:tcW w:type="dxa" w:w="1728"/>
             <w:vAlign w:val="center"/>
           </w:tcPr>
           <w:p>
@@ -225,13 +264,13 @@
               <w:rPr>
                 <w:sz w:val="20"/>
               </w:rPr>
-              <w:t>17 (28.3)</w:t>
+              <w:t>対象疾患</w:t>
             </w:r>
           </w:p>
         </w:tc>
         <w:tc>
           <w:tcPr>
-            <w:tcW w:type="dxa" w:w="2160"/>
+            <w:tcW w:type="dxa" w:w="1728"/>
             <w:vAlign w:val="center"/>
           </w:tcPr>
           <w:p>
@@ -239,7 +278,21 @@
               <w:rPr>
                 <w:sz w:val="20"/>
               </w:rPr>
-              <w:t>0</w:t>
+              <w:t>販売中</w:t>
+            </w:r>
+          </w:p>
+        </w:tc>
+        <w:tc>
+          <w:tcPr>
+            <w:tcW w:type="dxa" w:w="1728"/>
+            <w:vAlign w:val="center"/>
+          </w:tcPr>
+          <w:p>
+            <w:r>
+              <w:rPr>
+                <w:sz w:val="20"/>
+              </w:rPr>
+              <w:t>―</w:t>
             </w:r>
           </w:p>
         </w:tc>
@@ -247,7 +300,7 @@
       <w:tr>
         <w:tc>
           <w:tcPr>
-            <w:tcW w:type="dxa" w:w="2160"/>
+            <w:tcW w:type="dxa" w:w="1728"/>
             <w:vAlign w:val="center"/>
           </w:tcPr>
           <w:p>
@@ -255,13 +308,13 @@
               <w:rPr>
                 <w:sz w:val="20"/>
               </w:rPr>
-              <w:t>皮膚および皮下組織障害</w:t>
+              <w:t>EU</w:t>
             </w:r>
           </w:p>
         </w:tc>
         <w:tc>
           <w:tcPr>
-            <w:tcW w:type="dxa" w:w="2160"/>
+            <w:tcW w:type="dxa" w:w="1728"/>
             <w:vAlign w:val="center"/>
           </w:tcPr>
           <w:p>
@@ -269,13 +322,13 @@
               <w:rPr>
                 <w:sz w:val="20"/>
               </w:rPr>
-              <w:t>9 (15.0)</w:t>
+              <w:t>2024-11-10</w:t>
             </w:r>
           </w:p>
         </w:tc>
         <w:tc>
           <w:tcPr>
-            <w:tcW w:type="dxa" w:w="2160"/>
+            <w:tcW w:type="dxa" w:w="1728"/>
             <w:vAlign w:val="center"/>
           </w:tcPr>
           <w:p>
@@ -283,13 +336,13 @@
               <w:rPr>
                 <w:sz w:val="20"/>
               </w:rPr>
-              <w:t>13 (21.7)</w:t>
+              <w:t>対象疾患</w:t>
             </w:r>
           </w:p>
         </w:tc>
         <w:tc>
           <w:tcPr>
-            <w:tcW w:type="dxa" w:w="2160"/>
+            <w:tcW w:type="dxa" w:w="1728"/>
             <w:vAlign w:val="center"/>
           </w:tcPr>
           <w:p>
@@ -297,7 +350,21 @@
               <w:rPr>
                 <w:sz w:val="20"/>
               </w:rPr>
-              <w:t>0</w:t>
+              <w:t>販売中</w:t>
+            </w:r>
+          </w:p>
+        </w:tc>
+        <w:tc>
+          <w:tcPr>
+            <w:tcW w:type="dxa" w:w="1728"/>
+            <w:vAlign w:val="center"/>
+          </w:tcPr>
+          <w:p>
+            <w:r>
+              <w:rPr>
+                <w:sz w:val="20"/>
+              </w:rPr>
+              <w:t>―</w:t>
             </w:r>
           </w:p>
         </w:tc>
@@ -305,7 +372,7 @@
       <w:tr>
         <w:tc>
           <w:tcPr>
-            <w:tcW w:type="dxa" w:w="2160"/>
+            <w:tcW w:type="dxa" w:w="1728"/>
             <w:vAlign w:val="center"/>
           </w:tcPr>
           <w:p>
@@ -313,13 +380,13 @@
               <w:rPr>
                 <w:sz w:val="20"/>
               </w:rPr>
-              <w:t>肝胆道系障害</w:t>
+              <w:t>韓国</w:t>
             </w:r>
           </w:p>
         </w:tc>
         <w:tc>
           <w:tcPr>
-            <w:tcW w:type="dxa" w:w="2160"/>
+            <w:tcW w:type="dxa" w:w="1728"/>
             <w:vAlign w:val="center"/>
           </w:tcPr>
           <w:p>
@@ -327,13 +394,13 @@
               <w:rPr>
                 <w:sz w:val="20"/>
               </w:rPr>
-              <w:t>4 (6.7)</w:t>
+              <w:t>2025-06-03</w:t>
             </w:r>
           </w:p>
         </w:tc>
         <w:tc>
           <w:tcPr>
-            <w:tcW w:type="dxa" w:w="2160"/>
+            <w:tcW w:type="dxa" w:w="1728"/>
             <w:vAlign w:val="center"/>
           </w:tcPr>
           <w:p>
@@ -341,13 +408,13 @@
               <w:rPr>
                 <w:sz w:val="20"/>
               </w:rPr>
-              <w:t>7 (11.7)</w:t>
+              <w:t>対象疾患</w:t>
             </w:r>
           </w:p>
         </w:tc>
         <w:tc>
           <w:tcPr>
-            <w:tcW w:type="dxa" w:w="2160"/>
+            <w:tcW w:type="dxa" w:w="1728"/>
             <w:vAlign w:val="center"/>
           </w:tcPr>
           <w:p>
@@ -355,7 +422,21 @@
               <w:rPr>
                 <w:sz w:val="20"/>
               </w:rPr>
-              <w:t>1</w:t>
+              <w:t>販売中</w:t>
+            </w:r>
+          </w:p>
+        </w:tc>
+        <w:tc>
+          <w:tcPr>
+            <w:tcW w:type="dxa" w:w="1728"/>
+            <w:vAlign w:val="center"/>
+          </w:tcPr>
+          <w:p>
+            <w:r>
+              <w:rPr>
+                <w:sz w:val="20"/>
+              </w:rPr>
+              <w:t>―</w:t>
             </w:r>
           </w:p>
         </w:tc>
@@ -363,7 +444,7 @@
       <w:tr>
         <w:tc>
           <w:tcPr>
-            <w:tcW w:type="dxa" w:w="2160"/>
+            <w:tcW w:type="dxa" w:w="1728"/>
             <w:vAlign w:val="center"/>
           </w:tcPr>
           <w:p>
@@ -371,13 +452,13 @@
               <w:rPr>
                 <w:sz w:val="20"/>
               </w:rPr>
-              <w:t>血液およびリンパ系障害</w:t>
+              <w:t>台湾</w:t>
             </w:r>
           </w:p>
         </w:tc>
         <w:tc>
           <w:tcPr>
-            <w:tcW w:type="dxa" w:w="2160"/>
+            <w:tcW w:type="dxa" w:w="1728"/>
             <w:vAlign w:val="center"/>
           </w:tcPr>
           <w:p>
@@ -385,13 +466,13 @@
               <w:rPr>
                 <w:sz w:val="20"/>
               </w:rPr>
-              <w:t>3 (5.0)</w:t>
+              <w:t>2025-09-18</w:t>
             </w:r>
           </w:p>
         </w:tc>
         <w:tc>
           <w:tcPr>
-            <w:tcW w:type="dxa" w:w="2160"/>
+            <w:tcW w:type="dxa" w:w="1728"/>
             <w:vAlign w:val="center"/>
           </w:tcPr>
           <w:p>
@@ -399,13 +480,13 @@
               <w:rPr>
                 <w:sz w:val="20"/>
               </w:rPr>
-              <w:t>5 (8.3)</w:t>
+              <w:t>対象疾患</w:t>
             </w:r>
           </w:p>
         </w:tc>
         <w:tc>
           <w:tcPr>
-            <w:tcW w:type="dxa" w:w="2160"/>
+            <w:tcW w:type="dxa" w:w="1728"/>
             <w:vAlign w:val="center"/>
           </w:tcPr>
           <w:p>
@@ -413,7 +494,21 @@
               <w:rPr>
                 <w:sz w:val="20"/>
               </w:rPr>
-              <w:t>1</w:t>
+              <w:t>販売中</w:t>
+            </w:r>
+          </w:p>
+        </w:tc>
+        <w:tc>
+          <w:tcPr>
+            <w:tcW w:type="dxa" w:w="1728"/>
+            <w:vAlign w:val="center"/>
+          </w:tcPr>
+          <w:p>
+            <w:r>
+              <w:rPr>
+                <w:sz w:val="20"/>
+              </w:rPr>
+              <w:t>―</w:t>
             </w:r>
           </w:p>
         </w:tc>
@@ -421,7 +516,7 @@
       <w:tr>
         <w:tc>
           <w:tcPr>
-            <w:tcW w:type="dxa" w:w="2160"/>
+            <w:tcW w:type="dxa" w:w="1728"/>
             <w:vAlign w:val="center"/>
           </w:tcPr>
           <w:p>
@@ -429,13 +524,13 @@
               <w:rPr>
                 <w:sz w:val="20"/>
               </w:rPr>
-              <w:t>一般・全身障害および投与部位状態</w:t>
+              <w:t>中国</w:t>
             </w:r>
           </w:p>
         </w:tc>
         <w:tc>
           <w:tcPr>
-            <w:tcW w:type="dxa" w:w="2160"/>
+            <w:tcW w:type="dxa" w:w="1728"/>
             <w:vAlign w:val="center"/>
           </w:tcPr>
           <w:p>
@@ -443,13 +538,13 @@
               <w:rPr>
                 <w:sz w:val="20"/>
               </w:rPr>
-              <w:t>8 (13.3)</w:t>
+              <w:t>審査中</w:t>
             </w:r>
           </w:p>
         </w:tc>
         <w:tc>
           <w:tcPr>
-            <w:tcW w:type="dxa" w:w="2160"/>
+            <w:tcW w:type="dxa" w:w="1728"/>
             <w:vAlign w:val="center"/>
           </w:tcPr>
           <w:p>
@@ -457,13 +552,13 @@
               <w:rPr>
                 <w:sz w:val="20"/>
               </w:rPr>
-              <w:t>11 (18.3)</w:t>
+              <w:t>―</w:t>
             </w:r>
           </w:p>
         </w:tc>
         <w:tc>
           <w:tcPr>
-            <w:tcW w:type="dxa" w:w="2160"/>
+            <w:tcW w:type="dxa" w:w="1728"/>
             <w:vAlign w:val="center"/>
           </w:tcPr>
           <w:p>
@@ -471,7 +566,352 @@
               <w:rPr>
                 <w:sz w:val="20"/>
               </w:rPr>
-              <w:t>0</w:t>
+              <w:t>承認申請中</w:t>
+            </w:r>
+          </w:p>
+        </w:tc>
+        <w:tc>
+          <w:tcPr>
+            <w:tcW w:type="dxa" w:w="1728"/>
+            <w:vAlign w:val="center"/>
+          </w:tcPr>
+          <w:p>
+            <w:r>
+              <w:rPr>
+                <w:sz w:val="20"/>
+              </w:rPr>
+              <w:t>PMDA相談完了</w:t>
+            </w:r>
+          </w:p>
+        </w:tc>
+      </w:tr>
+    </w:tbl>
+    <w:p/>
+    <w:p>
+      <w:pPr>
+        <w:pStyle w:val="Heading1"/>
+      </w:pPr>
+      <w:r>
+        <w:t>3. 安全上の理由による措置</w:t>
+      </w:r>
+    </w:p>
+    <w:p>
+      <w:r>
+        <w:rPr>
+          <w:sz w:val="22"/>
+        </w:rPr>
+        <w:t>報告期間中、規制上の措置として、EU 規制当局からの要請により添付文書の 4.4 項「使用上の注意」に、Grade 3 以上の肝機能異常発現時の対応に関する記載を追加した。その他、リコール、販売停止、および流通制限に至る措置は発生していない。</w:t>
+      </w:r>
+    </w:p>
+    <w:p>
+      <w:pPr>
+        <w:pStyle w:val="Heading1"/>
+      </w:pPr>
+      <w:r>
+        <w:t>4. 添付文書 (RSI) の変更</w:t>
+      </w:r>
+    </w:p>
+    <w:p>
+      <w:r>
+        <w:rPr>
+          <w:sz w:val="22"/>
+        </w:rPr>
+        <w:t>報告期間中、以下の項目について添付文書の改訂を実施した:(1) 4.4 項「特別な警告および使用上の注意」に肝機能異常の管理に関する記載追加。(2) 4.8 項「副作用」の頻度データを、報告期間中の累積データに基づいて更新。(3) 5.3 項「非臨床試験データ」に長期毒性試験の追加データを反映。</w:t>
+      </w:r>
+    </w:p>
+    <w:p>
+      <w:pPr>
+        <w:pStyle w:val="Heading1"/>
+      </w:pPr>
+      <w:r>
+        <w:t>5. 推定累積曝露量</w:t>
+      </w:r>
+    </w:p>
+    <w:p>
+      <w:r>
+        <w:rPr>
+          <w:sz w:val="22"/>
+        </w:rPr>
+        <w:t>報告期間中および累積での DBX-101 の推定曝露量を以下に示す。曝露量は、販売実績データおよび推定平均投与量 (150 mg/day) を基に算出した。</w:t>
+      </w:r>
+    </w:p>
+    <w:tbl>
+      <w:tblPr>
+        <w:tblStyle w:val="LightGrid-Accent1"/>
+        <w:tblW w:type="auto" w:w="0"/>
+        <w:tblLook w:firstColumn="1" w:firstRow="1" w:lastColumn="0" w:lastRow="0" w:noHBand="0" w:noVBand="1" w:val="04A0"/>
+      </w:tblPr>
+      <w:tblGrid>
+        <w:gridCol w:w="2880"/>
+        <w:gridCol w:w="2880"/>
+        <w:gridCol w:w="2880"/>
+      </w:tblGrid>
+      <w:tr>
+        <w:tc>
+          <w:tcPr>
+            <w:tcW w:type="dxa" w:w="2880"/>
+            <w:shd w:val="clear" w:color="auto" w:fill="D9E2F3"/>
+            <w:vAlign w:val="center"/>
+          </w:tcPr>
+          <w:p>
+            <w:r>
+              <w:rPr>
+                <w:b/>
+                <w:sz w:val="20"/>
+              </w:rPr>
+              <w:t>区分</w:t>
+            </w:r>
+          </w:p>
+        </w:tc>
+        <w:tc>
+          <w:tcPr>
+            <w:tcW w:type="dxa" w:w="2880"/>
+            <w:shd w:val="clear" w:color="auto" w:fill="D9E2F3"/>
+            <w:vAlign w:val="center"/>
+          </w:tcPr>
+          <w:p>
+            <w:r>
+              <w:rPr>
+                <w:b/>
+                <w:sz w:val="20"/>
+              </w:rPr>
+              <w:t>本報告期間 (2025-10-01 〜 2026-03-31)</w:t>
+            </w:r>
+          </w:p>
+        </w:tc>
+        <w:tc>
+          <w:tcPr>
+            <w:tcW w:type="dxa" w:w="2880"/>
+            <w:shd w:val="clear" w:color="auto" w:fill="D9E2F3"/>
+            <w:vAlign w:val="center"/>
+          </w:tcPr>
+          <w:p>
+            <w:r>
+              <w:rPr>
+                <w:b/>
+                <w:sz w:val="20"/>
+              </w:rPr>
+              <w:t>累積 (承認以降)</w:t>
+            </w:r>
+          </w:p>
+        </w:tc>
+      </w:tr>
+      <w:tr>
+        <w:tc>
+          <w:tcPr>
+            <w:tcW w:type="dxa" w:w="2880"/>
+            <w:vAlign w:val="center"/>
+          </w:tcPr>
+          <w:p>
+            <w:r>
+              <w:rPr>
+                <w:sz w:val="20"/>
+              </w:rPr>
+              <w:t>投与患者数 (推定)</w:t>
+            </w:r>
+          </w:p>
+        </w:tc>
+        <w:tc>
+          <w:tcPr>
+            <w:tcW w:type="dxa" w:w="2880"/>
+            <w:vAlign w:val="center"/>
+          </w:tcPr>
+          <w:p>
+            <w:r>
+              <w:rPr>
+                <w:sz w:val="20"/>
+              </w:rPr>
+              <w:t>3,240例</w:t>
+            </w:r>
+          </w:p>
+        </w:tc>
+        <w:tc>
+          <w:tcPr>
+            <w:tcW w:type="dxa" w:w="2880"/>
+            <w:vAlign w:val="center"/>
+          </w:tcPr>
+          <w:p>
+            <w:r>
+              <w:rPr>
+                <w:sz w:val="20"/>
+              </w:rPr>
+              <w:t>12,860例</w:t>
+            </w:r>
+          </w:p>
+        </w:tc>
+      </w:tr>
+      <w:tr>
+        <w:tc>
+          <w:tcPr>
+            <w:tcW w:type="dxa" w:w="2880"/>
+            <w:vAlign w:val="center"/>
+          </w:tcPr>
+          <w:p>
+            <w:r>
+              <w:rPr>
+                <w:sz w:val="20"/>
+              </w:rPr>
+              <w:t>患者年 (推定)</w:t>
+            </w:r>
+          </w:p>
+        </w:tc>
+        <w:tc>
+          <w:tcPr>
+            <w:tcW w:type="dxa" w:w="2880"/>
+            <w:vAlign w:val="center"/>
+          </w:tcPr>
+          <w:p>
+            <w:r>
+              <w:rPr>
+                <w:sz w:val="20"/>
+              </w:rPr>
+              <w:t>1,560患者年</w:t>
+            </w:r>
+          </w:p>
+        </w:tc>
+        <w:tc>
+          <w:tcPr>
+            <w:tcW w:type="dxa" w:w="2880"/>
+            <w:vAlign w:val="center"/>
+          </w:tcPr>
+          <w:p>
+            <w:r>
+              <w:rPr>
+                <w:sz w:val="20"/>
+              </w:rPr>
+              <w:t>3,880患者年</w:t>
+            </w:r>
+          </w:p>
+        </w:tc>
+      </w:tr>
+      <w:tr>
+        <w:tc>
+          <w:tcPr>
+            <w:tcW w:type="dxa" w:w="2880"/>
+            <w:vAlign w:val="center"/>
+          </w:tcPr>
+          <w:p>
+            <w:r>
+              <w:rPr>
+                <w:sz w:val="20"/>
+              </w:rPr>
+              <w:t>日本国内</w:t>
+            </w:r>
+          </w:p>
+        </w:tc>
+        <w:tc>
+          <w:tcPr>
+            <w:tcW w:type="dxa" w:w="2880"/>
+            <w:vAlign w:val="center"/>
+          </w:tcPr>
+          <w:p>
+            <w:r>
+              <w:rPr>
+                <w:sz w:val="20"/>
+              </w:rPr>
+              <w:t>1,120例</w:t>
+            </w:r>
+          </w:p>
+        </w:tc>
+        <w:tc>
+          <w:tcPr>
+            <w:tcW w:type="dxa" w:w="2880"/>
+            <w:vAlign w:val="center"/>
+          </w:tcPr>
+          <w:p>
+            <w:r>
+              <w:rPr>
+                <w:sz w:val="20"/>
+              </w:rPr>
+              <w:t>5,240例</w:t>
+            </w:r>
+          </w:p>
+        </w:tc>
+      </w:tr>
+      <w:tr>
+        <w:tc>
+          <w:tcPr>
+            <w:tcW w:type="dxa" w:w="2880"/>
+            <w:vAlign w:val="center"/>
+          </w:tcPr>
+          <w:p>
+            <w:r>
+              <w:rPr>
+                <w:sz w:val="20"/>
+              </w:rPr>
+              <w:t>日本国外</w:t>
+            </w:r>
+          </w:p>
+        </w:tc>
+        <w:tc>
+          <w:tcPr>
+            <w:tcW w:type="dxa" w:w="2880"/>
+            <w:vAlign w:val="center"/>
+          </w:tcPr>
+          <w:p>
+            <w:r>
+              <w:rPr>
+                <w:sz w:val="20"/>
+              </w:rPr>
+              <w:t>2,120例</w:t>
+            </w:r>
+          </w:p>
+        </w:tc>
+        <w:tc>
+          <w:tcPr>
+            <w:tcW w:type="dxa" w:w="2880"/>
+            <w:vAlign w:val="center"/>
+          </w:tcPr>
+          <w:p>
+            <w:r>
+              <w:rPr>
+                <w:sz w:val="20"/>
+              </w:rPr>
+              <w:t>7,620例</w:t>
+            </w:r>
+          </w:p>
+        </w:tc>
+      </w:tr>
+      <w:tr>
+        <w:tc>
+          <w:tcPr>
+            <w:tcW w:type="dxa" w:w="2880"/>
+            <w:vAlign w:val="center"/>
+          </w:tcPr>
+          <w:p>
+            <w:r>
+              <w:rPr>
+                <w:sz w:val="20"/>
+              </w:rPr>
+              <w:t>臨床試験参加者</w:t>
+            </w:r>
+          </w:p>
+        </w:tc>
+        <w:tc>
+          <w:tcPr>
+            <w:tcW w:type="dxa" w:w="2880"/>
+            <w:vAlign w:val="center"/>
+          </w:tcPr>
+          <w:p>
+            <w:r>
+              <w:rPr>
+                <w:sz w:val="20"/>
+              </w:rPr>
+              <w:t>180例</w:t>
+            </w:r>
+          </w:p>
+        </w:tc>
+        <w:tc>
+          <w:tcPr>
+            <w:tcW w:type="dxa" w:w="2880"/>
+            <w:vAlign w:val="center"/>
+          </w:tcPr>
+          <w:p>
+            <w:r>
+              <w:rPr>
+                <w:sz w:val="20"/>
+              </w:rPr>
+              <w:t>620例</w:t>
             </w:r>
           </w:p>
         </w:tc>
@@ -524,7 +964,7 @@
           <w:color w:val="555555"/>
           <w:sz w:val="18"/>
         </w:rPr>
-        <w:t>図2. 器官別大分類 (SOC) 別 有害事象発現頻度 (両投与群比較、模擬データ)</w:t>
+        <w:t>図1. 報告期間別 累積曝露量および重篤有害事象件数の推移 (想定値、模擬データ)</w:t>
       </w:r>
     </w:p>
     <w:p>
@@ -532,7 +972,31 @@
         <w:pStyle w:val="Heading1"/>
       </w:pPr>
       <w:r>
-        <w:t>3. 重篤有害事象一覧</w:t>
+        <w:t>6. 報告期間中の総合安全性評価</w:t>
+      </w:r>
+    </w:p>
+    <w:p>
+      <w:r>
+        <w:rPr>
+          <w:sz w:val="22"/>
+        </w:rPr>
+        <w:t>報告期間中に自発報告として収集された有害事象は 428 件 (国内 178 件、海外 250 件) であり、そのうち重篤例は 62 件 (14.5%)、死亡例は 8 件であった。死亡例のうち、本剤との因果関係が否定できない症例は 2 例であった。</w:t>
+      </w:r>
+    </w:p>
+    <w:p>
+      <w:r>
+        <w:rPr>
+          <w:sz w:val="22"/>
+        </w:rPr>
+        <w:t>全体として、DBX-101 の安全性プロファイルは前回報告書から大きな変化はなく、新たな安全性シグナルは検出されていない。最も頻度の高い有害事象は消化器症状 (悪心、下痢、食欲低下) であり、大半は Grade 1 〜 2 であった。</w:t>
+      </w:r>
+    </w:p>
+    <w:p>
+      <w:pPr>
+        <w:pStyle w:val="Heading1"/>
+      </w:pPr>
+      <w:r>
+        <w:t>7. 器官別大分類 (SOC) 別 有害事象一覧</w:t>
       </w:r>
     </w:p>
     <w:tbl>
@@ -561,7 +1025,7 @@
                 <w:b/>
                 <w:sz w:val="20"/>
               </w:rPr>
-              <w:t>症例ID</w:t>
+              <w:t>器官別大分類 (SOC)</w:t>
             </w:r>
           </w:p>
         </w:tc>
@@ -577,7 +1041,7 @@
                 <w:b/>
                 <w:sz w:val="20"/>
               </w:rPr>
-              <w:t>SOC / PT</w:t>
+              <w:t>報告例数</w:t>
             </w:r>
           </w:p>
         </w:tc>
@@ -593,7 +1057,7 @@
                 <w:b/>
                 <w:sz w:val="20"/>
               </w:rPr>
-              <w:t>重症度</w:t>
+              <w:t>重篤例数</w:t>
             </w:r>
           </w:p>
         </w:tc>
@@ -609,13 +1073,912 @@
                 <w:b/>
                 <w:sz w:val="20"/>
               </w:rPr>
+              <w:t>累積例数</w:t>
+            </w:r>
+          </w:p>
+        </w:tc>
+        <w:tc>
+          <w:tcPr>
+            <w:tcW w:type="dxa" w:w="1728"/>
+            <w:shd w:val="clear" w:color="auto" w:fill="D9E2F3"/>
+            <w:vAlign w:val="center"/>
+          </w:tcPr>
+          <w:p>
+            <w:r>
+              <w:rPr>
+                <w:b/>
+                <w:sz w:val="20"/>
+              </w:rPr>
+              <w:t>累積重篤例数</w:t>
+            </w:r>
+          </w:p>
+        </w:tc>
+      </w:tr>
+      <w:tr>
+        <w:tc>
+          <w:tcPr>
+            <w:tcW w:type="dxa" w:w="1728"/>
+            <w:vAlign w:val="center"/>
+          </w:tcPr>
+          <w:p>
+            <w:r>
+              <w:rPr>
+                <w:sz w:val="20"/>
+              </w:rPr>
+              <w:t>胃腸障害</w:t>
+            </w:r>
+          </w:p>
+        </w:tc>
+        <w:tc>
+          <w:tcPr>
+            <w:tcW w:type="dxa" w:w="1728"/>
+            <w:vAlign w:val="center"/>
+          </w:tcPr>
+          <w:p>
+            <w:r>
+              <w:rPr>
+                <w:sz w:val="20"/>
+              </w:rPr>
+              <w:t>142 (33.2%)</w:t>
+            </w:r>
+          </w:p>
+        </w:tc>
+        <w:tc>
+          <w:tcPr>
+            <w:tcW w:type="dxa" w:w="1728"/>
+            <w:vAlign w:val="center"/>
+          </w:tcPr>
+          <w:p>
+            <w:r>
+              <w:rPr>
+                <w:sz w:val="20"/>
+              </w:rPr>
+              <w:t>8</w:t>
+            </w:r>
+          </w:p>
+        </w:tc>
+        <w:tc>
+          <w:tcPr>
+            <w:tcW w:type="dxa" w:w="1728"/>
+            <w:vAlign w:val="center"/>
+          </w:tcPr>
+          <w:p>
+            <w:r>
+              <w:rPr>
+                <w:sz w:val="20"/>
+              </w:rPr>
+              <w:t>1,845</w:t>
+            </w:r>
+          </w:p>
+        </w:tc>
+        <w:tc>
+          <w:tcPr>
+            <w:tcW w:type="dxa" w:w="1728"/>
+            <w:vAlign w:val="center"/>
+          </w:tcPr>
+          <w:p>
+            <w:r>
+              <w:rPr>
+                <w:sz w:val="20"/>
+              </w:rPr>
+              <w:t>62</w:t>
+            </w:r>
+          </w:p>
+        </w:tc>
+      </w:tr>
+      <w:tr>
+        <w:tc>
+          <w:tcPr>
+            <w:tcW w:type="dxa" w:w="1728"/>
+            <w:vAlign w:val="center"/>
+          </w:tcPr>
+          <w:p>
+            <w:r>
+              <w:rPr>
+                <w:sz w:val="20"/>
+              </w:rPr>
+              <w:t>神経系障害</w:t>
+            </w:r>
+          </w:p>
+        </w:tc>
+        <w:tc>
+          <w:tcPr>
+            <w:tcW w:type="dxa" w:w="1728"/>
+            <w:vAlign w:val="center"/>
+          </w:tcPr>
+          <w:p>
+            <w:r>
+              <w:rPr>
+                <w:sz w:val="20"/>
+              </w:rPr>
+              <w:t>78 (18.2%)</w:t>
+            </w:r>
+          </w:p>
+        </w:tc>
+        <w:tc>
+          <w:tcPr>
+            <w:tcW w:type="dxa" w:w="1728"/>
+            <w:vAlign w:val="center"/>
+          </w:tcPr>
+          <w:p>
+            <w:r>
+              <w:rPr>
+                <w:sz w:val="20"/>
+              </w:rPr>
+              <w:t>3</w:t>
+            </w:r>
+          </w:p>
+        </w:tc>
+        <w:tc>
+          <w:tcPr>
+            <w:tcW w:type="dxa" w:w="1728"/>
+            <w:vAlign w:val="center"/>
+          </w:tcPr>
+          <w:p>
+            <w:r>
+              <w:rPr>
+                <w:sz w:val="20"/>
+              </w:rPr>
+              <w:t>980</w:t>
+            </w:r>
+          </w:p>
+        </w:tc>
+        <w:tc>
+          <w:tcPr>
+            <w:tcW w:type="dxa" w:w="1728"/>
+            <w:vAlign w:val="center"/>
+          </w:tcPr>
+          <w:p>
+            <w:r>
+              <w:rPr>
+                <w:sz w:val="20"/>
+              </w:rPr>
+              <w:t>22</w:t>
+            </w:r>
+          </w:p>
+        </w:tc>
+      </w:tr>
+      <w:tr>
+        <w:tc>
+          <w:tcPr>
+            <w:tcW w:type="dxa" w:w="1728"/>
+            <w:vAlign w:val="center"/>
+          </w:tcPr>
+          <w:p>
+            <w:r>
+              <w:rPr>
+                <w:sz w:val="20"/>
+              </w:rPr>
+              <w:t>皮膚および皮下組織障害</w:t>
+            </w:r>
+          </w:p>
+        </w:tc>
+        <w:tc>
+          <w:tcPr>
+            <w:tcW w:type="dxa" w:w="1728"/>
+            <w:vAlign w:val="center"/>
+          </w:tcPr>
+          <w:p>
+            <w:r>
+              <w:rPr>
+                <w:sz w:val="20"/>
+              </w:rPr>
+              <w:t>63 (14.7%)</w:t>
+            </w:r>
+          </w:p>
+        </w:tc>
+        <w:tc>
+          <w:tcPr>
+            <w:tcW w:type="dxa" w:w="1728"/>
+            <w:vAlign w:val="center"/>
+          </w:tcPr>
+          <w:p>
+            <w:r>
+              <w:rPr>
+                <w:sz w:val="20"/>
+              </w:rPr>
+              <w:t>1</w:t>
+            </w:r>
+          </w:p>
+        </w:tc>
+        <w:tc>
+          <w:tcPr>
+            <w:tcW w:type="dxa" w:w="1728"/>
+            <w:vAlign w:val="center"/>
+          </w:tcPr>
+          <w:p>
+            <w:r>
+              <w:rPr>
+                <w:sz w:val="20"/>
+              </w:rPr>
+              <w:t>820</w:t>
+            </w:r>
+          </w:p>
+        </w:tc>
+        <w:tc>
+          <w:tcPr>
+            <w:tcW w:type="dxa" w:w="1728"/>
+            <w:vAlign w:val="center"/>
+          </w:tcPr>
+          <w:p>
+            <w:r>
+              <w:rPr>
+                <w:sz w:val="20"/>
+              </w:rPr>
+              <w:t>12</w:t>
+            </w:r>
+          </w:p>
+        </w:tc>
+      </w:tr>
+      <w:tr>
+        <w:tc>
+          <w:tcPr>
+            <w:tcW w:type="dxa" w:w="1728"/>
+            <w:vAlign w:val="center"/>
+          </w:tcPr>
+          <w:p>
+            <w:r>
+              <w:rPr>
+                <w:sz w:val="20"/>
+              </w:rPr>
+              <w:t>肝胆道系障害</w:t>
+            </w:r>
+          </w:p>
+        </w:tc>
+        <w:tc>
+          <w:tcPr>
+            <w:tcW w:type="dxa" w:w="1728"/>
+            <w:vAlign w:val="center"/>
+          </w:tcPr>
+          <w:p>
+            <w:r>
+              <w:rPr>
+                <w:sz w:val="20"/>
+              </w:rPr>
+              <w:t>42 (9.8%)</w:t>
+            </w:r>
+          </w:p>
+        </w:tc>
+        <w:tc>
+          <w:tcPr>
+            <w:tcW w:type="dxa" w:w="1728"/>
+            <w:vAlign w:val="center"/>
+          </w:tcPr>
+          <w:p>
+            <w:r>
+              <w:rPr>
+                <w:sz w:val="20"/>
+              </w:rPr>
+              <w:t>12</w:t>
+            </w:r>
+          </w:p>
+        </w:tc>
+        <w:tc>
+          <w:tcPr>
+            <w:tcW w:type="dxa" w:w="1728"/>
+            <w:vAlign w:val="center"/>
+          </w:tcPr>
+          <w:p>
+            <w:r>
+              <w:rPr>
+                <w:sz w:val="20"/>
+              </w:rPr>
+              <w:t>480</w:t>
+            </w:r>
+          </w:p>
+        </w:tc>
+        <w:tc>
+          <w:tcPr>
+            <w:tcW w:type="dxa" w:w="1728"/>
+            <w:vAlign w:val="center"/>
+          </w:tcPr>
+          <w:p>
+            <w:r>
+              <w:rPr>
+                <w:sz w:val="20"/>
+              </w:rPr>
+              <w:t>58</w:t>
+            </w:r>
+          </w:p>
+        </w:tc>
+      </w:tr>
+      <w:tr>
+        <w:tc>
+          <w:tcPr>
+            <w:tcW w:type="dxa" w:w="1728"/>
+            <w:vAlign w:val="center"/>
+          </w:tcPr>
+          <w:p>
+            <w:r>
+              <w:rPr>
+                <w:sz w:val="20"/>
+              </w:rPr>
+              <w:t>血液およびリンパ系障害</w:t>
+            </w:r>
+          </w:p>
+        </w:tc>
+        <w:tc>
+          <w:tcPr>
+            <w:tcW w:type="dxa" w:w="1728"/>
+            <w:vAlign w:val="center"/>
+          </w:tcPr>
+          <w:p>
+            <w:r>
+              <w:rPr>
+                <w:sz w:val="20"/>
+              </w:rPr>
+              <w:t>35 (8.2%)</w:t>
+            </w:r>
+          </w:p>
+        </w:tc>
+        <w:tc>
+          <w:tcPr>
+            <w:tcW w:type="dxa" w:w="1728"/>
+            <w:vAlign w:val="center"/>
+          </w:tcPr>
+          <w:p>
+            <w:r>
+              <w:rPr>
+                <w:sz w:val="20"/>
+              </w:rPr>
+              <w:t>8</w:t>
+            </w:r>
+          </w:p>
+        </w:tc>
+        <w:tc>
+          <w:tcPr>
+            <w:tcW w:type="dxa" w:w="1728"/>
+            <w:vAlign w:val="center"/>
+          </w:tcPr>
+          <w:p>
+            <w:r>
+              <w:rPr>
+                <w:sz w:val="20"/>
+              </w:rPr>
+              <w:t>420</w:t>
+            </w:r>
+          </w:p>
+        </w:tc>
+        <w:tc>
+          <w:tcPr>
+            <w:tcW w:type="dxa" w:w="1728"/>
+            <w:vAlign w:val="center"/>
+          </w:tcPr>
+          <w:p>
+            <w:r>
+              <w:rPr>
+                <w:sz w:val="20"/>
+              </w:rPr>
+              <w:t>38</w:t>
+            </w:r>
+          </w:p>
+        </w:tc>
+      </w:tr>
+      <w:tr>
+        <w:tc>
+          <w:tcPr>
+            <w:tcW w:type="dxa" w:w="1728"/>
+            <w:vAlign w:val="center"/>
+          </w:tcPr>
+          <w:p>
+            <w:r>
+              <w:rPr>
+                <w:sz w:val="20"/>
+              </w:rPr>
+              <w:t>代謝および栄養障害</w:t>
+            </w:r>
+          </w:p>
+        </w:tc>
+        <w:tc>
+          <w:tcPr>
+            <w:tcW w:type="dxa" w:w="1728"/>
+            <w:vAlign w:val="center"/>
+          </w:tcPr>
+          <w:p>
+            <w:r>
+              <w:rPr>
+                <w:sz w:val="20"/>
+              </w:rPr>
+              <w:t>28 (6.5%)</w:t>
+            </w:r>
+          </w:p>
+        </w:tc>
+        <w:tc>
+          <w:tcPr>
+            <w:tcW w:type="dxa" w:w="1728"/>
+            <w:vAlign w:val="center"/>
+          </w:tcPr>
+          <w:p>
+            <w:r>
+              <w:rPr>
+                <w:sz w:val="20"/>
+              </w:rPr>
+              <w:t>4</w:t>
+            </w:r>
+          </w:p>
+        </w:tc>
+        <w:tc>
+          <w:tcPr>
+            <w:tcW w:type="dxa" w:w="1728"/>
+            <w:vAlign w:val="center"/>
+          </w:tcPr>
+          <w:p>
+            <w:r>
+              <w:rPr>
+                <w:sz w:val="20"/>
+              </w:rPr>
+              <w:t>310</w:t>
+            </w:r>
+          </w:p>
+        </w:tc>
+        <w:tc>
+          <w:tcPr>
+            <w:tcW w:type="dxa" w:w="1728"/>
+            <w:vAlign w:val="center"/>
+          </w:tcPr>
+          <w:p>
+            <w:r>
+              <w:rPr>
+                <w:sz w:val="20"/>
+              </w:rPr>
+              <w:t>18</w:t>
+            </w:r>
+          </w:p>
+        </w:tc>
+      </w:tr>
+      <w:tr>
+        <w:tc>
+          <w:tcPr>
+            <w:tcW w:type="dxa" w:w="1728"/>
+            <w:vAlign w:val="center"/>
+          </w:tcPr>
+          <w:p>
+            <w:r>
+              <w:rPr>
+                <w:sz w:val="20"/>
+              </w:rPr>
+              <w:t>筋骨格系および結合組織障害</w:t>
+            </w:r>
+          </w:p>
+        </w:tc>
+        <w:tc>
+          <w:tcPr>
+            <w:tcW w:type="dxa" w:w="1728"/>
+            <w:vAlign w:val="center"/>
+          </w:tcPr>
+          <w:p>
+            <w:r>
+              <w:rPr>
+                <w:sz w:val="20"/>
+              </w:rPr>
+              <w:t>22 (5.1%)</w:t>
+            </w:r>
+          </w:p>
+        </w:tc>
+        <w:tc>
+          <w:tcPr>
+            <w:tcW w:type="dxa" w:w="1728"/>
+            <w:vAlign w:val="center"/>
+          </w:tcPr>
+          <w:p>
+            <w:r>
+              <w:rPr>
+                <w:sz w:val="20"/>
+              </w:rPr>
+              <w:t>1</w:t>
+            </w:r>
+          </w:p>
+        </w:tc>
+        <w:tc>
+          <w:tcPr>
+            <w:tcW w:type="dxa" w:w="1728"/>
+            <w:vAlign w:val="center"/>
+          </w:tcPr>
+          <w:p>
+            <w:r>
+              <w:rPr>
+                <w:sz w:val="20"/>
+              </w:rPr>
+              <w:t>245</w:t>
+            </w:r>
+          </w:p>
+        </w:tc>
+        <w:tc>
+          <w:tcPr>
+            <w:tcW w:type="dxa" w:w="1728"/>
+            <w:vAlign w:val="center"/>
+          </w:tcPr>
+          <w:p>
+            <w:r>
+              <w:rPr>
+                <w:sz w:val="20"/>
+              </w:rPr>
+              <w:t>6</w:t>
+            </w:r>
+          </w:p>
+        </w:tc>
+      </w:tr>
+      <w:tr>
+        <w:tc>
+          <w:tcPr>
+            <w:tcW w:type="dxa" w:w="1728"/>
+            <w:vAlign w:val="center"/>
+          </w:tcPr>
+          <w:p>
+            <w:r>
+              <w:rPr>
+                <w:sz w:val="20"/>
+              </w:rPr>
+              <w:t>感染症および寄生虫症</w:t>
+            </w:r>
+          </w:p>
+        </w:tc>
+        <w:tc>
+          <w:tcPr>
+            <w:tcW w:type="dxa" w:w="1728"/>
+            <w:vAlign w:val="center"/>
+          </w:tcPr>
+          <w:p>
+            <w:r>
+              <w:rPr>
+                <w:sz w:val="20"/>
+              </w:rPr>
+              <w:t>18 (4.2%)</w:t>
+            </w:r>
+          </w:p>
+        </w:tc>
+        <w:tc>
+          <w:tcPr>
+            <w:tcW w:type="dxa" w:w="1728"/>
+            <w:vAlign w:val="center"/>
+          </w:tcPr>
+          <w:p>
+            <w:r>
+              <w:rPr>
+                <w:sz w:val="20"/>
+              </w:rPr>
+              <w:t>12</w:t>
+            </w:r>
+          </w:p>
+        </w:tc>
+        <w:tc>
+          <w:tcPr>
+            <w:tcW w:type="dxa" w:w="1728"/>
+            <w:vAlign w:val="center"/>
+          </w:tcPr>
+          <w:p>
+            <w:r>
+              <w:rPr>
+                <w:sz w:val="20"/>
+              </w:rPr>
+              <w:t>215</w:t>
+            </w:r>
+          </w:p>
+        </w:tc>
+        <w:tc>
+          <w:tcPr>
+            <w:tcW w:type="dxa" w:w="1728"/>
+            <w:vAlign w:val="center"/>
+          </w:tcPr>
+          <w:p>
+            <w:r>
+              <w:rPr>
+                <w:sz w:val="20"/>
+              </w:rPr>
+              <w:t>58</w:t>
+            </w:r>
+          </w:p>
+        </w:tc>
+      </w:tr>
+      <w:tr>
+        <w:tc>
+          <w:tcPr>
+            <w:tcW w:type="dxa" w:w="1728"/>
+            <w:vAlign w:val="center"/>
+          </w:tcPr>
+          <w:p>
+            <w:r>
+              <w:rPr>
+                <w:sz w:val="20"/>
+              </w:rPr>
+              <w:t>腎および尿路障害</w:t>
+            </w:r>
+          </w:p>
+        </w:tc>
+        <w:tc>
+          <w:tcPr>
+            <w:tcW w:type="dxa" w:w="1728"/>
+            <w:vAlign w:val="center"/>
+          </w:tcPr>
+          <w:p>
+            <w:r>
+              <w:rPr>
+                <w:sz w:val="20"/>
+              </w:rPr>
+              <w:t>12 (2.8%)</w:t>
+            </w:r>
+          </w:p>
+        </w:tc>
+        <w:tc>
+          <w:tcPr>
+            <w:tcW w:type="dxa" w:w="1728"/>
+            <w:vAlign w:val="center"/>
+          </w:tcPr>
+          <w:p>
+            <w:r>
+              <w:rPr>
+                <w:sz w:val="20"/>
+              </w:rPr>
+              <w:t>4</w:t>
+            </w:r>
+          </w:p>
+        </w:tc>
+        <w:tc>
+          <w:tcPr>
+            <w:tcW w:type="dxa" w:w="1728"/>
+            <w:vAlign w:val="center"/>
+          </w:tcPr>
+          <w:p>
+            <w:r>
+              <w:rPr>
+                <w:sz w:val="20"/>
+              </w:rPr>
+              <w:t>135</w:t>
+            </w:r>
+          </w:p>
+        </w:tc>
+        <w:tc>
+          <w:tcPr>
+            <w:tcW w:type="dxa" w:w="1728"/>
+            <w:vAlign w:val="center"/>
+          </w:tcPr>
+          <w:p>
+            <w:r>
+              <w:rPr>
+                <w:sz w:val="20"/>
+              </w:rPr>
+              <w:t>22</w:t>
+            </w:r>
+          </w:p>
+        </w:tc>
+      </w:tr>
+      <w:tr>
+        <w:tc>
+          <w:tcPr>
+            <w:tcW w:type="dxa" w:w="1728"/>
+            <w:vAlign w:val="center"/>
+          </w:tcPr>
+          <w:p>
+            <w:r>
+              <w:rPr>
+                <w:sz w:val="20"/>
+              </w:rPr>
+              <w:t>その他</w:t>
+            </w:r>
+          </w:p>
+        </w:tc>
+        <w:tc>
+          <w:tcPr>
+            <w:tcW w:type="dxa" w:w="1728"/>
+            <w:vAlign w:val="center"/>
+          </w:tcPr>
+          <w:p>
+            <w:r>
+              <w:rPr>
+                <w:sz w:val="20"/>
+              </w:rPr>
+              <w:t>68 (15.9%)</w:t>
+            </w:r>
+          </w:p>
+        </w:tc>
+        <w:tc>
+          <w:tcPr>
+            <w:tcW w:type="dxa" w:w="1728"/>
+            <w:vAlign w:val="center"/>
+          </w:tcPr>
+          <w:p>
+            <w:r>
+              <w:rPr>
+                <w:sz w:val="20"/>
+              </w:rPr>
+              <w:t>10</w:t>
+            </w:r>
+          </w:p>
+        </w:tc>
+        <w:tc>
+          <w:tcPr>
+            <w:tcW w:type="dxa" w:w="1728"/>
+            <w:vAlign w:val="center"/>
+          </w:tcPr>
+          <w:p>
+            <w:r>
+              <w:rPr>
+                <w:sz w:val="20"/>
+              </w:rPr>
+              <w:t>780</w:t>
+            </w:r>
+          </w:p>
+        </w:tc>
+        <w:tc>
+          <w:tcPr>
+            <w:tcW w:type="dxa" w:w="1728"/>
+            <w:vAlign w:val="center"/>
+          </w:tcPr>
+          <w:p>
+            <w:r>
+              <w:rPr>
+                <w:sz w:val="20"/>
+              </w:rPr>
+              <w:t>42</w:t>
+            </w:r>
+          </w:p>
+        </w:tc>
+      </w:tr>
+    </w:tbl>
+    <w:p/>
+    <w:p>
+      <w:r>
+        <w:drawing>
+          <wp:inline xmlns:a="http://schemas.openxmlformats.org/drawingml/2006/main" xmlns:pic="http://schemas.openxmlformats.org/drawingml/2006/picture">
+            <wp:extent cx="5486400" cy="3038622"/>
+            <wp:docPr id="2" name="Picture 2"/>
+            <wp:cNvGraphicFramePr>
+              <a:graphicFrameLocks noChangeAspect="1"/>
+            </wp:cNvGraphicFramePr>
+            <a:graphic>
+              <a:graphicData uri="http://schemas.openxmlformats.org/drawingml/2006/picture">
+                <pic:pic>
+                  <pic:nvPicPr>
+                    <pic:cNvPr id="0" name="image.png"/>
+                    <pic:cNvPicPr/>
+                  </pic:nvPicPr>
+                  <pic:blipFill>
+                    <a:blip r:embed="rId12"/>
+                    <a:stretch>
+                      <a:fillRect/>
+                    </a:stretch>
+                  </pic:blipFill>
+                  <pic:spPr>
+                    <a:xfrm>
+                      <a:off x="0" y="0"/>
+                      <a:ext cx="5486400" cy="3038622"/>
+                    </a:xfrm>
+                    <a:prstGeom prst="rect"/>
+                  </pic:spPr>
+                </pic:pic>
+              </a:graphicData>
+            </a:graphic>
+          </wp:inline>
+        </w:drawing>
+      </w:r>
+    </w:p>
+    <w:p>
+      <w:pPr>
+        <w:jc w:val="center"/>
+      </w:pPr>
+      <w:r>
+        <w:rPr>
+          <w:i/>
+          <w:color w:val="555555"/>
+          <w:sz w:val="18"/>
+        </w:rPr>
+        <w:t>図2. 器官別大分類 (SOC) 別 有害事象発現頻度 (臨床試験における両投与群比較、模擬データ)</w:t>
+      </w:r>
+    </w:p>
+    <w:p>
+      <w:pPr>
+        <w:pStyle w:val="Heading1"/>
+      </w:pPr>
+      <w:r>
+        <w:t>8. 重篤有害事象詳細一覧</w:t>
+      </w:r>
+    </w:p>
+    <w:p>
+      <w:r>
+        <w:rPr>
+          <w:sz w:val="22"/>
+        </w:rPr>
+        <w:t>報告期間中に本剤との因果関係が否定できないと判断された重篤有害事象の主要症例を以下に示す。全症例について、症例安全性報告書 (CIOMS-I 形式) を PMDA へ提出済みである。</w:t>
+      </w:r>
+    </w:p>
+    <w:tbl>
+      <w:tblPr>
+        <w:tblStyle w:val="LightGrid-Accent1"/>
+        <w:tblW w:type="auto" w:w="0"/>
+        <w:tblLook w:firstColumn="1" w:firstRow="1" w:lastColumn="0" w:lastRow="0" w:noHBand="0" w:noVBand="1" w:val="04A0"/>
+      </w:tblPr>
+      <w:tblGrid>
+        <w:gridCol w:w="1440"/>
+        <w:gridCol w:w="1440"/>
+        <w:gridCol w:w="1440"/>
+        <w:gridCol w:w="1440"/>
+        <w:gridCol w:w="1440"/>
+        <w:gridCol w:w="1440"/>
+      </w:tblGrid>
+      <w:tr>
+        <w:tc>
+          <w:tcPr>
+            <w:tcW w:type="dxa" w:w="1440"/>
+            <w:shd w:val="clear" w:color="auto" w:fill="D9E2F3"/>
+            <w:vAlign w:val="center"/>
+          </w:tcPr>
+          <w:p>
+            <w:r>
+              <w:rPr>
+                <w:b/>
+                <w:sz w:val="20"/>
+              </w:rPr>
+              <w:t>症例ID</w:t>
+            </w:r>
+          </w:p>
+        </w:tc>
+        <w:tc>
+          <w:tcPr>
+            <w:tcW w:type="dxa" w:w="1440"/>
+            <w:shd w:val="clear" w:color="auto" w:fill="D9E2F3"/>
+            <w:vAlign w:val="center"/>
+          </w:tcPr>
+          <w:p>
+            <w:r>
+              <w:rPr>
+                <w:b/>
+                <w:sz w:val="20"/>
+              </w:rPr>
+              <w:t>SOC / PT</w:t>
+            </w:r>
+          </w:p>
+        </w:tc>
+        <w:tc>
+          <w:tcPr>
+            <w:tcW w:type="dxa" w:w="1440"/>
+            <w:shd w:val="clear" w:color="auto" w:fill="D9E2F3"/>
+            <w:vAlign w:val="center"/>
+          </w:tcPr>
+          <w:p>
+            <w:r>
+              <w:rPr>
+                <w:b/>
+                <w:sz w:val="20"/>
+              </w:rPr>
+              <w:t>発現時期</w:t>
+            </w:r>
+          </w:p>
+        </w:tc>
+        <w:tc>
+          <w:tcPr>
+            <w:tcW w:type="dxa" w:w="1440"/>
+            <w:shd w:val="clear" w:color="auto" w:fill="D9E2F3"/>
+            <w:vAlign w:val="center"/>
+          </w:tcPr>
+          <w:p>
+            <w:r>
+              <w:rPr>
+                <w:b/>
+                <w:sz w:val="20"/>
+              </w:rPr>
+              <w:t>重症度</w:t>
+            </w:r>
+          </w:p>
+        </w:tc>
+        <w:tc>
+          <w:tcPr>
+            <w:tcW w:type="dxa" w:w="1440"/>
+            <w:shd w:val="clear" w:color="auto" w:fill="D9E2F3"/>
+            <w:vAlign w:val="center"/>
+          </w:tcPr>
+          <w:p>
+            <w:r>
+              <w:rPr>
+                <w:b/>
+                <w:sz w:val="20"/>
+              </w:rPr>
               <w:t>因果関係</w:t>
             </w:r>
           </w:p>
         </w:tc>
         <w:tc>
           <w:tcPr>
-            <w:tcW w:type="dxa" w:w="1728"/>
+            <w:tcW w:type="dxa" w:w="1440"/>
             <w:shd w:val="clear" w:color="auto" w:fill="D9E2F3"/>
             <w:vAlign w:val="center"/>
           </w:tcPr>
@@ -633,7 +1996,7 @@
       <w:tr>
         <w:tc>
           <w:tcPr>
-            <w:tcW w:type="dxa" w:w="1728"/>
+            <w:tcW w:type="dxa" w:w="1440"/>
             <w:vAlign w:val="center"/>
           </w:tcPr>
           <w:p>
@@ -641,13 +2004,13 @@
               <w:rPr>
                 <w:sz w:val="20"/>
               </w:rPr>
-              <w:t>DBX-JP-014</w:t>
+              <w:t>DBX-2025-0842</w:t>
             </w:r>
           </w:p>
         </w:tc>
         <w:tc>
           <w:tcPr>
-            <w:tcW w:type="dxa" w:w="1728"/>
+            <w:tcW w:type="dxa" w:w="1440"/>
             <w:vAlign w:val="center"/>
           </w:tcPr>
           <w:p>
@@ -661,7 +2024,21 @@
         </w:tc>
         <w:tc>
           <w:tcPr>
-            <w:tcW w:type="dxa" w:w="1728"/>
+            <w:tcW w:type="dxa" w:w="1440"/>
+            <w:vAlign w:val="center"/>
+          </w:tcPr>
+          <w:p>
+            <w:r>
+              <w:rPr>
+                <w:sz w:val="20"/>
+              </w:rPr>
+              <w:t>投与14日</w:t>
+            </w:r>
+          </w:p>
+        </w:tc>
+        <w:tc>
+          <w:tcPr>
+            <w:tcW w:type="dxa" w:w="1440"/>
             <w:vAlign w:val="center"/>
           </w:tcPr>
           <w:p>
@@ -675,7 +2052,7 @@
         </w:tc>
         <w:tc>
           <w:tcPr>
-            <w:tcW w:type="dxa" w:w="1728"/>
+            <w:tcW w:type="dxa" w:w="1440"/>
             <w:vAlign w:val="center"/>
           </w:tcPr>
           <w:p>
@@ -689,7 +2066,7 @@
         </w:tc>
         <w:tc>
           <w:tcPr>
-            <w:tcW w:type="dxa" w:w="1728"/>
+            <w:tcW w:type="dxa" w:w="1440"/>
             <w:vAlign w:val="center"/>
           </w:tcPr>
           <w:p>
@@ -705,7 +2082,7 @@
       <w:tr>
         <w:tc>
           <w:tcPr>
-            <w:tcW w:type="dxa" w:w="1728"/>
+            <w:tcW w:type="dxa" w:w="1440"/>
             <w:vAlign w:val="center"/>
           </w:tcPr>
           <w:p>
@@ -713,13 +2090,13 @@
               <w:rPr>
                 <w:sz w:val="20"/>
               </w:rPr>
-              <w:t>DBX-JP-028</w:t>
+              <w:t>DBX-2025-0917</w:t>
             </w:r>
           </w:p>
         </w:tc>
         <w:tc>
           <w:tcPr>
-            <w:tcW w:type="dxa" w:w="1728"/>
+            <w:tcW w:type="dxa" w:w="1440"/>
             <w:vAlign w:val="center"/>
           </w:tcPr>
           <w:p>
@@ -733,7 +2110,21 @@
         </w:tc>
         <w:tc>
           <w:tcPr>
-            <w:tcW w:type="dxa" w:w="1728"/>
+            <w:tcW w:type="dxa" w:w="1440"/>
+            <w:vAlign w:val="center"/>
+          </w:tcPr>
+          <w:p>
+            <w:r>
+              <w:rPr>
+                <w:sz w:val="20"/>
+              </w:rPr>
+              <w:t>投与28日</w:t>
+            </w:r>
+          </w:p>
+        </w:tc>
+        <w:tc>
+          <w:tcPr>
+            <w:tcW w:type="dxa" w:w="1440"/>
             <w:vAlign w:val="center"/>
           </w:tcPr>
           <w:p>
@@ -747,7 +2138,7 @@
         </w:tc>
         <w:tc>
           <w:tcPr>
-            <w:tcW w:type="dxa" w:w="1728"/>
+            <w:tcW w:type="dxa" w:w="1440"/>
             <w:vAlign w:val="center"/>
           </w:tcPr>
           <w:p>
@@ -761,7 +2152,7 @@
         </w:tc>
         <w:tc>
           <w:tcPr>
-            <w:tcW w:type="dxa" w:w="1728"/>
+            <w:tcW w:type="dxa" w:w="1440"/>
             <w:vAlign w:val="center"/>
           </w:tcPr>
           <w:p>
@@ -777,7 +2168,7 @@
       <w:tr>
         <w:tc>
           <w:tcPr>
-            <w:tcW w:type="dxa" w:w="1728"/>
+            <w:tcW w:type="dxa" w:w="1440"/>
             <w:vAlign w:val="center"/>
           </w:tcPr>
           <w:p>
@@ -785,13 +2176,13 @@
               <w:rPr>
                 <w:sz w:val="20"/>
               </w:rPr>
-              <w:t>DBX-JP-057</w:t>
+              <w:t>DBX-2025-1058</w:t>
             </w:r>
           </w:p>
         </w:tc>
         <w:tc>
           <w:tcPr>
-            <w:tcW w:type="dxa" w:w="1728"/>
+            <w:tcW w:type="dxa" w:w="1440"/>
             <w:vAlign w:val="center"/>
           </w:tcPr>
           <w:p>
@@ -805,7 +2196,21 @@
         </w:tc>
         <w:tc>
           <w:tcPr>
-            <w:tcW w:type="dxa" w:w="1728"/>
+            <w:tcW w:type="dxa" w:w="1440"/>
+            <w:vAlign w:val="center"/>
+          </w:tcPr>
+          <w:p>
+            <w:r>
+              <w:rPr>
+                <w:sz w:val="20"/>
+              </w:rPr>
+              <w:t>投与42日</w:t>
+            </w:r>
+          </w:p>
+        </w:tc>
+        <w:tc>
+          <w:tcPr>
+            <w:tcW w:type="dxa" w:w="1440"/>
             <w:vAlign w:val="center"/>
           </w:tcPr>
           <w:p>
@@ -819,7 +2224,7 @@
         </w:tc>
         <w:tc>
           <w:tcPr>
-            <w:tcW w:type="dxa" w:w="1728"/>
+            <w:tcW w:type="dxa" w:w="1440"/>
             <w:vAlign w:val="center"/>
           </w:tcPr>
           <w:p>
@@ -833,7 +2238,7 @@
         </w:tc>
         <w:tc>
           <w:tcPr>
-            <w:tcW w:type="dxa" w:w="1728"/>
+            <w:tcW w:type="dxa" w:w="1440"/>
             <w:vAlign w:val="center"/>
           </w:tcPr>
           <w:p>
@@ -849,7 +2254,7 @@
       <w:tr>
         <w:tc>
           <w:tcPr>
-            <w:tcW w:type="dxa" w:w="1728"/>
+            <w:tcW w:type="dxa" w:w="1440"/>
             <w:vAlign w:val="center"/>
           </w:tcPr>
           <w:p>
@@ -857,13 +2262,13 @@
               <w:rPr>
                 <w:sz w:val="20"/>
               </w:rPr>
-              <w:t>DBX-JP-092</w:t>
+              <w:t>DBX-2025-1112</w:t>
             </w:r>
           </w:p>
         </w:tc>
         <w:tc>
           <w:tcPr>
-            <w:tcW w:type="dxa" w:w="1728"/>
+            <w:tcW w:type="dxa" w:w="1440"/>
             <w:vAlign w:val="center"/>
           </w:tcPr>
           <w:p>
@@ -877,7 +2282,21 @@
         </w:tc>
         <w:tc>
           <w:tcPr>
-            <w:tcW w:type="dxa" w:w="1728"/>
+            <w:tcW w:type="dxa" w:w="1440"/>
+            <w:vAlign w:val="center"/>
+          </w:tcPr>
+          <w:p>
+            <w:r>
+              <w:rPr>
+                <w:sz w:val="20"/>
+              </w:rPr>
+              <w:t>投与60日</w:t>
+            </w:r>
+          </w:p>
+        </w:tc>
+        <w:tc>
+          <w:tcPr>
+            <w:tcW w:type="dxa" w:w="1440"/>
             <w:vAlign w:val="center"/>
           </w:tcPr>
           <w:p>
@@ -891,7 +2310,7 @@
         </w:tc>
         <w:tc>
           <w:tcPr>
-            <w:tcW w:type="dxa" w:w="1728"/>
+            <w:tcW w:type="dxa" w:w="1440"/>
             <w:vAlign w:val="center"/>
           </w:tcPr>
           <w:p>
@@ -905,7 +2324,7 @@
         </w:tc>
         <w:tc>
           <w:tcPr>
-            <w:tcW w:type="dxa" w:w="1728"/>
+            <w:tcW w:type="dxa" w:w="1440"/>
             <w:vAlign w:val="center"/>
           </w:tcPr>
           <w:p>
@@ -918,6 +2337,264 @@
           </w:p>
         </w:tc>
       </w:tr>
+      <w:tr>
+        <w:tc>
+          <w:tcPr>
+            <w:tcW w:type="dxa" w:w="1440"/>
+            <w:vAlign w:val="center"/>
+          </w:tcPr>
+          <w:p>
+            <w:r>
+              <w:rPr>
+                <w:sz w:val="20"/>
+              </w:rPr>
+              <w:t>DBX-2026-0053</w:t>
+            </w:r>
+          </w:p>
+        </w:tc>
+        <w:tc>
+          <w:tcPr>
+            <w:tcW w:type="dxa" w:w="1440"/>
+            <w:vAlign w:val="center"/>
+          </w:tcPr>
+          <w:p>
+            <w:r>
+              <w:rPr>
+                <w:sz w:val="20"/>
+              </w:rPr>
+              <w:t>肝胆道系障害 / 肝細胞損傷</w:t>
+            </w:r>
+          </w:p>
+        </w:tc>
+        <w:tc>
+          <w:tcPr>
+            <w:tcW w:type="dxa" w:w="1440"/>
+            <w:vAlign w:val="center"/>
+          </w:tcPr>
+          <w:p>
+            <w:r>
+              <w:rPr>
+                <w:sz w:val="20"/>
+              </w:rPr>
+              <w:t>投与35日</w:t>
+            </w:r>
+          </w:p>
+        </w:tc>
+        <w:tc>
+          <w:tcPr>
+            <w:tcW w:type="dxa" w:w="1440"/>
+            <w:vAlign w:val="center"/>
+          </w:tcPr>
+          <w:p>
+            <w:r>
+              <w:rPr>
+                <w:sz w:val="20"/>
+              </w:rPr>
+              <w:t>重度</w:t>
+            </w:r>
+          </w:p>
+        </w:tc>
+        <w:tc>
+          <w:tcPr>
+            <w:tcW w:type="dxa" w:w="1440"/>
+            <w:vAlign w:val="center"/>
+          </w:tcPr>
+          <w:p>
+            <w:r>
+              <w:rPr>
+                <w:sz w:val="20"/>
+              </w:rPr>
+              <w:t>関連あり</w:t>
+            </w:r>
+          </w:p>
+        </w:tc>
+        <w:tc>
+          <w:tcPr>
+            <w:tcW w:type="dxa" w:w="1440"/>
+            <w:vAlign w:val="center"/>
+          </w:tcPr>
+          <w:p>
+            <w:r>
+              <w:rPr>
+                <w:sz w:val="20"/>
+              </w:rPr>
+              <w:t>回復</w:t>
+            </w:r>
+          </w:p>
+        </w:tc>
+      </w:tr>
+      <w:tr>
+        <w:tc>
+          <w:tcPr>
+            <w:tcW w:type="dxa" w:w="1440"/>
+            <w:vAlign w:val="center"/>
+          </w:tcPr>
+          <w:p>
+            <w:r>
+              <w:rPr>
+                <w:sz w:val="20"/>
+              </w:rPr>
+              <w:t>DBX-2026-0187</w:t>
+            </w:r>
+          </w:p>
+        </w:tc>
+        <w:tc>
+          <w:tcPr>
+            <w:tcW w:type="dxa" w:w="1440"/>
+            <w:vAlign w:val="center"/>
+          </w:tcPr>
+          <w:p>
+            <w:r>
+              <w:rPr>
+                <w:sz w:val="20"/>
+              </w:rPr>
+              <w:t>感染症 / 好中球減少性発熱</w:t>
+            </w:r>
+          </w:p>
+        </w:tc>
+        <w:tc>
+          <w:tcPr>
+            <w:tcW w:type="dxa" w:w="1440"/>
+            <w:vAlign w:val="center"/>
+          </w:tcPr>
+          <w:p>
+            <w:r>
+              <w:rPr>
+                <w:sz w:val="20"/>
+              </w:rPr>
+              <w:t>投与49日</w:t>
+            </w:r>
+          </w:p>
+        </w:tc>
+        <w:tc>
+          <w:tcPr>
+            <w:tcW w:type="dxa" w:w="1440"/>
+            <w:vAlign w:val="center"/>
+          </w:tcPr>
+          <w:p>
+            <w:r>
+              <w:rPr>
+                <w:sz w:val="20"/>
+              </w:rPr>
+              <w:t>重度</w:t>
+            </w:r>
+          </w:p>
+        </w:tc>
+        <w:tc>
+          <w:tcPr>
+            <w:tcW w:type="dxa" w:w="1440"/>
+            <w:vAlign w:val="center"/>
+          </w:tcPr>
+          <w:p>
+            <w:r>
+              <w:rPr>
+                <w:sz w:val="20"/>
+              </w:rPr>
+              <w:t>関連あり</w:t>
+            </w:r>
+          </w:p>
+        </w:tc>
+        <w:tc>
+          <w:tcPr>
+            <w:tcW w:type="dxa" w:w="1440"/>
+            <w:vAlign w:val="center"/>
+          </w:tcPr>
+          <w:p>
+            <w:r>
+              <w:rPr>
+                <w:sz w:val="20"/>
+              </w:rPr>
+              <w:t>回復</w:t>
+            </w:r>
+          </w:p>
+        </w:tc>
+      </w:tr>
+      <w:tr>
+        <w:tc>
+          <w:tcPr>
+            <w:tcW w:type="dxa" w:w="1440"/>
+            <w:vAlign w:val="center"/>
+          </w:tcPr>
+          <w:p>
+            <w:r>
+              <w:rPr>
+                <w:sz w:val="20"/>
+              </w:rPr>
+              <w:t>DBX-2026-0231</w:t>
+            </w:r>
+          </w:p>
+        </w:tc>
+        <w:tc>
+          <w:tcPr>
+            <w:tcW w:type="dxa" w:w="1440"/>
+            <w:vAlign w:val="center"/>
+          </w:tcPr>
+          <w:p>
+            <w:r>
+              <w:rPr>
+                <w:sz w:val="20"/>
+              </w:rPr>
+              <w:t>神経系 / 末梢神経障害</w:t>
+            </w:r>
+          </w:p>
+        </w:tc>
+        <w:tc>
+          <w:tcPr>
+            <w:tcW w:type="dxa" w:w="1440"/>
+            <w:vAlign w:val="center"/>
+          </w:tcPr>
+          <w:p>
+            <w:r>
+              <w:rPr>
+                <w:sz w:val="20"/>
+              </w:rPr>
+              <w:t>投与84日</w:t>
+            </w:r>
+          </w:p>
+        </w:tc>
+        <w:tc>
+          <w:tcPr>
+            <w:tcW w:type="dxa" w:w="1440"/>
+            <w:vAlign w:val="center"/>
+          </w:tcPr>
+          <w:p>
+            <w:r>
+              <w:rPr>
+                <w:sz w:val="20"/>
+              </w:rPr>
+              <w:t>中等度</w:t>
+            </w:r>
+          </w:p>
+        </w:tc>
+        <w:tc>
+          <w:tcPr>
+            <w:tcW w:type="dxa" w:w="1440"/>
+            <w:vAlign w:val="center"/>
+          </w:tcPr>
+          <w:p>
+            <w:r>
+              <w:rPr>
+                <w:sz w:val="20"/>
+              </w:rPr>
+              <w:t>関連の可能性</w:t>
+            </w:r>
+          </w:p>
+        </w:tc>
+        <w:tc>
+          <w:tcPr>
+            <w:tcW w:type="dxa" w:w="1440"/>
+            <w:vAlign w:val="center"/>
+          </w:tcPr>
+          <w:p>
+            <w:r>
+              <w:rPr>
+                <w:sz w:val="20"/>
+              </w:rPr>
+              <w:t>軽快</w:t>
+            </w:r>
+          </w:p>
+        </w:tc>
+      </w:tr>
     </w:tbl>
     <w:p/>
     <w:p>
@@ -925,7 +2602,15 @@
         <w:pStyle w:val="Heading1"/>
       </w:pPr>
       <w:r>
-        <w:t>4. シグナル評価</w:t>
+        <w:t>9. シグナル評価</w:t>
+      </w:r>
+    </w:p>
+    <w:p>
+      <w:pPr>
+        <w:pStyle w:val="Heading2"/>
+      </w:pPr>
+      <w:r>
+        <w:t>9.1 肝毒性シグナルの評価</w:t>
       </w:r>
     </w:p>
     <w:p>
@@ -933,7 +2618,39 @@
         <w:rPr>
           <w:sz w:val="22"/>
         </w:rPr>
-        <w:t>報告期間中、当該医薬品の安全性プロファイルに関する新たなシグナルは、自発報告、市販後調査、および文献レビューにおいて検出されなかった。既知のリスクである消化器症状については、添付文書の記載内容と一致していた。</w:t>
+        <w:t>報告期間中に発現した肝胆道系有害事象 42 件について、詳細な因果関係評価を実施した。Hy's Law 基準 (ALT/AST &gt; 3×ULN かつ総ビリルビン &gt; 2×ULN) を満たす症例は 3 例発現した。全例で投与中止により速やかな回復が確認されており、本剤の既知のリスクの範囲内と判断される。</w:t>
+      </w:r>
+    </w:p>
+    <w:p>
+      <w:pPr>
+        <w:pStyle w:val="Heading2"/>
+      </w:pPr>
+      <w:r>
+        <w:t>9.2 消化管毒性シグナルの評価</w:t>
+      </w:r>
+    </w:p>
+    <w:p>
+      <w:r>
+        <w:rPr>
+          <w:sz w:val="22"/>
+        </w:rPr>
+        <w:t>消化管出血 (n=4) および腸閉塞 (n=2) の発現について、症例ベースで検討した。いずれも既知の腫瘍浸潤または既往の消化管疾患を有する患者で発現しており、本剤との直接的な因果関係は明確でないが、既知のリスクとして添付文書 4.4 項に注意喚起を継続する。</w:t>
+      </w:r>
+    </w:p>
+    <w:p>
+      <w:pPr>
+        <w:pStyle w:val="Heading2"/>
+      </w:pPr>
+      <w:r>
+        <w:t>9.3 未検出シグナル</w:t>
+      </w:r>
+    </w:p>
+    <w:p>
+      <w:r>
+        <w:rPr>
+          <w:sz w:val="22"/>
+        </w:rPr>
+        <w:t>報告期間中、以下のいずれの領域においても新たなシグナルは検出されなかった:(1) 心血管系有害事象、(2) 皮膚重症有害事象 (SJS/TEN 等)、(3) 免疫関連有害事象、(4) 二次発癌、(5) 生殖毒性関連事象。</w:t>
       </w:r>
     </w:p>
     <w:p>
@@ -941,7 +2658,15 @@
         <w:pStyle w:val="Heading1"/>
       </w:pPr>
       <w:r>
-        <w:t>5. リスク・ベネフィット評価</w:t>
+        <w:t>10. 特別な患者集団の安全性</w:t>
+      </w:r>
+    </w:p>
+    <w:p>
+      <w:pPr>
+        <w:pStyle w:val="Heading2"/>
+      </w:pPr>
+      <w:r>
+        <w:t>10.1 高齢者</w:t>
       </w:r>
     </w:p>
     <w:p>
@@ -949,7 +2674,111 @@
         <w:rPr>
           <w:sz w:val="22"/>
         </w:rPr>
-        <w:t>報告期間中に得られた有効性および安全性データを総合的に評価した結果、DBX-101のリスク・ベネフィットバランスは引き続き良好であると判断される。現時点で添付文書の改訂を要する情報は認められなかった。</w:t>
+        <w:t>65 歳以上の高齢者集団 (n=1,240、全体の 38.3%) における有害事象発現頻度は 74.6% であり、全体集団の 71.8% と大きな差異は認められなかった。重篤 AE 発現率は高齢者で 18.2%、非高齢者で 12.4% と、やや高齢者で高い傾向が認められたが、統計学的有意差はなかった。</w:t>
+      </w:r>
+    </w:p>
+    <w:p>
+      <w:pPr>
+        <w:pStyle w:val="Heading2"/>
+      </w:pPr>
+      <w:r>
+        <w:t>10.2 腎機能障害患者</w:t>
+      </w:r>
+    </w:p>
+    <w:p>
+      <w:r>
+        <w:rPr>
+          <w:sz w:val="22"/>
+        </w:rPr>
+        <w:t>軽度〜中等度腎機能障害 (CrCl 30-89 mL/min) を有する患者では、通常用量での忍容性が確認されている。重度腎機能障害 (CrCl &lt; 30 mL/min) を有する患者におけるデータは限定的であり、慎重投与を継続する。</w:t>
+      </w:r>
+    </w:p>
+    <w:p>
+      <w:pPr>
+        <w:pStyle w:val="Heading2"/>
+      </w:pPr>
+      <w:r>
+        <w:t>10.3 肝機能障害患者</w:t>
+      </w:r>
+    </w:p>
+    <w:p>
+      <w:r>
+        <w:rPr>
+          <w:sz w:val="22"/>
+        </w:rPr>
+        <w:t>Child-Pugh Class A の軽度肝機能障害患者では、通常用量での忍容性が確認されている。Class B の中等度肝機能障害患者では、100 mg 開始用量を推奨する。Class C の重度肝機能障害患者に対する使用は禁忌とする。</w:t>
+      </w:r>
+    </w:p>
+    <w:p>
+      <w:pPr>
+        <w:pStyle w:val="Heading1"/>
+      </w:pPr>
+      <w:r>
+        <w:t>11. 妊娠中および授乳中の安全性</w:t>
+      </w:r>
+    </w:p>
+    <w:p>
+      <w:r>
+        <w:rPr>
+          <w:sz w:val="22"/>
+        </w:rPr>
+        <w:t>本剤は生殖毒性を有することが動物試験で確認されており、妊娠中の使用は禁忌である。報告期間中に妊娠発現の報告が 1 例あり、患者・医療者への聴取結果、および転帰の追跡調査を実施中である。授乳中の安全性データはないため、授乳中の使用も禁忌としている。</w:t>
+      </w:r>
+    </w:p>
+    <w:p>
+      <w:pPr>
+        <w:pStyle w:val="Heading1"/>
+      </w:pPr>
+      <w:r>
+        <w:t>12. 累積安全性データ要約</w:t>
+      </w:r>
+    </w:p>
+    <w:p>
+      <w:r>
+        <w:rPr>
+          <w:sz w:val="22"/>
+        </w:rPr>
+        <w:t>承認以降の累積曝露 12,860 例における主要な安全性データを以下に要約する。全累積期間を通じて、既知のリスク以外に新たな安全性懸念は特定されていない。リスク・ベネフィットバランスは引き続き良好と判断される。</w:t>
+      </w:r>
+    </w:p>
+    <w:p>
+      <w:pPr>
+        <w:pStyle w:val="Heading1"/>
+      </w:pPr>
+      <w:r>
+        <w:t>13. 市販後調査 (PMS) 状況</w:t>
+      </w:r>
+    </w:p>
+    <w:p>
+      <w:r>
+        <w:rPr>
+          <w:sz w:val="22"/>
+        </w:rPr>
+        <w:t>国内市販後調査 (実施期間 3 年間、目標登録 3,000 例) は登録が順調に進捗しており、報告期間終了時点で 1,842 例が登録完了、1,240 例が観察期間を完了している。現時点で予期せぬ有害事象の発現は認められていない。中間解析は 2026 年下期に実施予定である。</w:t>
+      </w:r>
+    </w:p>
+    <w:p>
+      <w:pPr>
+        <w:pStyle w:val="Heading1"/>
+      </w:pPr>
+      <w:r>
+        <w:t>14. 結論および次回報告予定</w:t>
+      </w:r>
+    </w:p>
+    <w:p>
+      <w:r>
+        <w:rPr>
+          <w:sz w:val="22"/>
+        </w:rPr>
+        <w:t>本報告期間において、DBX-101 のリスク・ベネフィットバランスは引き続き良好と判断される。既知のリスク (消化器毒性、肝毒性、血液毒性) については、現行の添付文書記載および注意喚起により適切に管理されていると考えられる。現時点で規制上の追加措置を要する情報は認められない。</w:t>
+      </w:r>
+    </w:p>
+    <w:p>
+      <w:r>
+        <w:rPr>
+          <w:sz w:val="22"/>
+        </w:rPr>
+        <w:t>次回 PSUR は、2026 年 10 月 1 日データロック、2026 年 12 月末までの提出予定である。以降 6 か月毎の定期的な安全性情報の集積および分析を継続する。</w:t>
       </w:r>
     </w:p>
     <w:sectPr>
@@ -1004,7 +2833,7 @@
         <w:color w:val="555555"/>
         <w:sz w:val="18"/>
       </w:rPr>
-      <w:t>定期的安全性最新報告書 概要  |  DBX-101  |  報告期間 2025年10月1日~2026年3月31日</w:t>
+      <w:t>定期的安全性最新報告書 (PSUR) 概要  |  DBX-101  |  報告期間 2025年10月1日 〜 2026年3月31日</w:t>
     </w:r>
   </w:p>
 </w:hdr>
